--- a/Петухов_КЯ_АПС.docx
+++ b/Петухов_КЯ_АПС.docx
@@ -2684,10 +2684,7 @@
         <w:spacing w:line="240" w:lineRule="auto"/>
       </w:pPr>
       <w:r>
-        <w:t>ОР2: итоги — графики загрузки операторов, количества отказов, средней очереди (автоматический режим).</w:t>
-      </w:r>
-      <w:r>
-        <w:t>; </w:t>
+        <w:t>ОР2: итоги — графики загрузки операторов, количества отказов, средней очереди (автоматический режим).; </w:t>
       </w:r>
     </w:p>
     <w:p>
@@ -3075,13 +3072,7 @@
         <w:t xml:space="preserve">Буфер (Д1031): </w:t>
       </w:r>
       <w:r>
-        <w:t>очередь ожидания IVR «по кольцу»</w:t>
-      </w:r>
-      <w:r>
-        <w:t>,</w:t>
-      </w:r>
-      <w:r>
-        <w:t xml:space="preserve"> указатели отображаются в календаре</w:t>
+        <w:t>очередь ожидания IVR «по кольцу», указатели отображаются в календаре</w:t>
       </w:r>
       <w:r>
         <w:rPr>
@@ -3201,7 +3192,6 @@
         <w:rPr>
           <w:b/>
           <w:bCs/>
-          <w:lang w:val="en-US"/>
         </w:rPr>
       </w:pPr>
       <w:r>
@@ -3572,10 +3562,15 @@
         </w:numPr>
       </w:pPr>
       <w:r>
-        <w:t>Загрузка приборов более 90%.</w:t>
-      </w:r>
-    </w:p>
-    <w:p/>
+        <w:t xml:space="preserve">Загрузка приборов более </w:t>
+      </w:r>
+      <w:r>
+        <w:t>7</w:t>
+      </w:r>
+      <w:r>
+        <w:t>0%.</w:t>
+      </w:r>
+    </w:p>
     <w:p>
       <w:pPr>
         <w:pStyle w:val="Heading1"/>
@@ -4315,6 +4310,9 @@
         <w:t xml:space="preserve"> </w:t>
       </w:r>
       <w:r>
+        <w:rPr>
+          <w:noProof/>
+        </w:rPr>
         <w:lastRenderedPageBreak/>
         <w:drawing>
           <wp:inline distT="0" distB="0" distL="0" distR="0" wp14:anchorId="30EA1358" wp14:editId="5C5AE91B">
@@ -4427,7 +4425,7 @@
         <w:t xml:space="preserve">) – </w:t>
       </w:r>
       <w:r>
-        <w:t>55</w:t>
+        <w:t>45</w:t>
       </w:r>
       <w:r>
         <w:t> 000 у. е.</w:t>
@@ -4456,7 +4454,10 @@
         <w:t xml:space="preserve">) – </w:t>
       </w:r>
       <w:r>
-        <w:t>90</w:t>
+        <w:t>8</w:t>
+      </w:r>
+      <w:r>
+        <w:t>0</w:t>
       </w:r>
       <w:r>
         <w:t xml:space="preserve"> 000 у. е. </w:t>
@@ -4762,7 +4763,7 @@
               <w:rPr>
                 <w:color w:val="000000"/>
               </w:rPr>
-              <w:t>485</w:t>
+              <w:t>405</w:t>
             </w:r>
             <w:r>
               <w:rPr>
@@ -4920,14 +4921,14 @@
               <w:rPr>
                 <w:color w:val="000000"/>
               </w:rPr>
-              <w:t>515</w:t>
+              <w:t xml:space="preserve">435 </w:t>
             </w:r>
             <w:r>
               <w:rPr>
                 <w:color w:val="000000"/>
                 <w:lang w:val="ru-RU"/>
               </w:rPr>
-              <w:t xml:space="preserve"> 000</w:t>
+              <w:t>000</w:t>
             </w:r>
           </w:p>
         </w:tc>
@@ -5164,9 +5165,8 @@
             <w:r>
               <w:rPr>
                 <w:color w:val="000000"/>
-                <w:lang w:val="ru-RU"/>
-              </w:rPr>
-              <w:t>315</w:t>
+              </w:rPr>
+              <w:t>285</w:t>
             </w:r>
             <w:r>
               <w:rPr>
@@ -5266,9 +5266,8 @@
             <w:r>
               <w:rPr>
                 <w:color w:val="000000"/>
-                <w:lang w:val="ru-RU"/>
-              </w:rPr>
-              <w:t>345</w:t>
+              </w:rPr>
+              <w:t>315</w:t>
             </w:r>
             <w:r>
               <w:rPr>
@@ -5554,7 +5553,7 @@
               <w:rPr>
                 <w:color w:val="000000"/>
               </w:rPr>
-              <w:t>955</w:t>
+              <w:t>795</w:t>
             </w:r>
             <w:r>
               <w:rPr>
@@ -5674,14 +5673,14 @@
               <w:rPr>
                 <w:color w:val="000000"/>
               </w:rPr>
-              <w:t>1 000</w:t>
+              <w:t xml:space="preserve">840 </w:t>
             </w:r>
             <w:r>
               <w:rPr>
                 <w:color w:val="000000"/>
                 <w:lang w:val="ru-RU"/>
               </w:rPr>
-              <w:t xml:space="preserve"> 000</w:t>
+              <w:t>000</w:t>
             </w:r>
           </w:p>
         </w:tc>
@@ -5782,7 +5781,7 @@
               <w:rPr>
                 <w:color w:val="000000"/>
               </w:rPr>
-              <w:t>995</w:t>
+              <w:t>825</w:t>
             </w:r>
             <w:r>
               <w:rPr>
@@ -6026,7 +6025,7 @@
               <w:rPr>
                 <w:color w:val="000000"/>
               </w:rPr>
-              <w:t>600</w:t>
+              <w:t>540</w:t>
             </w:r>
             <w:r>
               <w:rPr>
@@ -6127,7 +6126,7 @@
               <w:rPr>
                 <w:color w:val="000000"/>
               </w:rPr>
-              <w:t>675</w:t>
+              <w:t>605</w:t>
             </w:r>
             <w:r>
               <w:rPr>
@@ -6178,10 +6177,7 @@
     </w:p>
     <w:p>
       <w:r>
-        <w:t xml:space="preserve">В </w:t>
-      </w:r>
-      <w:r>
-        <w:t>ходе работы в соответствии с заданным вариантом была смоделирована система контакт-центра службы доставки, а также написана программа на языке Python, имитирующая работу системы массового обслуживания. Результаты, полученные с помощью программы, необходимы для выбора наиболее эффективной и низкой по стоимости конфигурации системы. Было смоделировано несколько сценариев для двух типов специалистов с разной интенсивностью входящего потока (</w:t>
+        <w:t>В ходе работы в соответствии с заданным вариантом была смоделирована система контакт-центра службы доставки, а также написана программа на языке Python, имитирующая работу системы массового обслуживания. Результаты, полученные с помощью программы, необходимы для выбора наиболее эффективной и низкой по стоимости конфигурации системы. Было смоделировано несколько сценариев для двух типов специалистов с разной интенсивностью входящего потока (</w:t>
       </w:r>
       <w:proofErr w:type="spellStart"/>
       <w:r>
@@ -6197,7 +6193,13 @@
       </w:r>
       <w:proofErr w:type="spellEnd"/>
       <w:r>
-        <w:t xml:space="preserve"> = 2). Во всех смоделированных случаях оказывалось выгоднее использовать меньшее количество профессиональных специалистов вместо большего числа малоопытных. Так, при </w:t>
+        <w:t xml:space="preserve"> = 2).</w:t>
+      </w:r>
+      <w:r>
+        <w:t xml:space="preserve"> </w:t>
+      </w:r>
+      <w:r>
+        <w:t xml:space="preserve">При </w:t>
       </w:r>
       <w:proofErr w:type="spellStart"/>
       <w:r>
@@ -6213,7 +6215,7 @@
       </w:r>
       <w:proofErr w:type="spellEnd"/>
       <w:r>
-        <w:t xml:space="preserve"> = 0.07) оказалась дешевле, чем с малоопытными (8 специалистов + буфер 3 = 485 000 у.е., </w:t>
+        <w:t xml:space="preserve"> = 0.08) оказалась дешевле, чем с малоопытными (8 специалистов + буфер 3 = 485 000 у.е., </w:t>
       </w:r>
       <w:proofErr w:type="spellStart"/>
       <w:r>
@@ -6221,7 +6223,37 @@
       </w:r>
       <w:proofErr w:type="spellEnd"/>
       <w:r>
-        <w:t xml:space="preserve"> = 0.10). Таким образом, несмотря на более высокую стоимость одного профессионала, их быстрое обслуживание (1–5 </w:t>
+        <w:t xml:space="preserve"> = 0.06). При </w:t>
+      </w:r>
+      <w:proofErr w:type="spellStart"/>
+      <w:r>
+        <w:t>lambda</w:t>
+      </w:r>
+      <w:proofErr w:type="spellEnd"/>
+      <w:r>
+        <w:t xml:space="preserve"> = 2 картина аналогична: профессионалы (6 специалистов + буфер 4 = 600 000 у.е., </w:t>
+      </w:r>
+      <w:proofErr w:type="spellStart"/>
+      <w:r>
+        <w:t>p_отк</w:t>
+      </w:r>
+      <w:proofErr w:type="spellEnd"/>
+      <w:r>
+        <w:t xml:space="preserve"> = 0.09) обходятся почти в 1.6 раза дешевле малоопытных (16 специалистов + буфер 5 = 955 000 у.е., </w:t>
+      </w:r>
+      <w:proofErr w:type="spellStart"/>
+      <w:r>
+        <w:t>p_отк</w:t>
+      </w:r>
+      <w:proofErr w:type="spellEnd"/>
+      <w:r>
+        <w:t xml:space="preserve"> = 0.05).</w:t>
+      </w:r>
+      <w:r>
+        <w:t xml:space="preserve"> </w:t>
+      </w:r>
+      <w:r>
+        <w:t xml:space="preserve">Во всех смоделированных случаях оказывалось выгоднее использовать меньшее количество профессиональных специалистов вместо большего числа малоопытных. Таким образом, несмотря на более высокую стоимость одного профессионала, их быстрое обслуживание (1–5 </w:t>
       </w:r>
       <w:proofErr w:type="spellStart"/>
       <w:r>
@@ -9729,6 +9761,11 @@
       </w:tblCellMar>
     </w:tblPr>
   </w:style>
+  <w:style w:type="character" w:customStyle="1" w:styleId="markdown-bold-text">
+    <w:name w:val="markdown-bold-text"/>
+    <w:basedOn w:val="DefaultParagraphFont"/>
+    <w:rsid w:val="008603CB"/>
+  </w:style>
 </w:styles>
 </file>
 

--- a/Петухов_КЯ_АПС.docx
+++ b/Петухов_КЯ_АПС.docx
@@ -451,21 +451,12 @@
                 <w:szCs w:val="28"/>
               </w:rPr>
             </w:pPr>
-            <w:proofErr w:type="spellStart"/>
             <w:r>
               <w:rPr>
                 <w:sz w:val="28"/>
                 <w:szCs w:val="28"/>
               </w:rPr>
-              <w:t>Выполнил</w:t>
-            </w:r>
-            <w:proofErr w:type="spellEnd"/>
-            <w:r>
-              <w:rPr>
-                <w:sz w:val="28"/>
-                <w:szCs w:val="28"/>
-              </w:rPr>
-              <w:t xml:space="preserve"> </w:t>
+              <w:t xml:space="preserve">Выполнил </w:t>
             </w:r>
           </w:p>
         </w:tc>
@@ -494,41 +485,13 @@
                 <w:szCs w:val="28"/>
               </w:rPr>
             </w:pPr>
-            <w:proofErr w:type="spellStart"/>
             <w:r>
               <w:rPr>
                 <w:color w:val="000000"/>
                 <w:sz w:val="28"/>
                 <w:szCs w:val="28"/>
               </w:rPr>
-              <w:t>студент</w:t>
-            </w:r>
-            <w:proofErr w:type="spellEnd"/>
-            <w:r>
-              <w:rPr>
-                <w:color w:val="000000"/>
-                <w:sz w:val="28"/>
-                <w:szCs w:val="28"/>
-              </w:rPr>
-              <w:t xml:space="preserve"> </w:t>
-            </w:r>
-            <w:proofErr w:type="spellStart"/>
-            <w:r>
-              <w:rPr>
-                <w:color w:val="000000"/>
-                <w:sz w:val="28"/>
-                <w:szCs w:val="28"/>
-              </w:rPr>
-              <w:t>гр</w:t>
-            </w:r>
-            <w:proofErr w:type="spellEnd"/>
-            <w:r>
-              <w:rPr>
-                <w:color w:val="000000"/>
-                <w:sz w:val="28"/>
-                <w:szCs w:val="28"/>
-              </w:rPr>
-              <w:t xml:space="preserve">. </w:t>
+              <w:t xml:space="preserve">студент гр. </w:t>
             </w:r>
             <w:r>
               <w:rPr>
@@ -728,23 +691,13 @@
                 <w:lang w:val="ru-RU"/>
               </w:rPr>
             </w:pPr>
-            <w:proofErr w:type="spellStart"/>
             <w:r>
               <w:rPr>
                 <w:color w:val="000000"/>
                 <w:sz w:val="28"/>
                 <w:szCs w:val="28"/>
               </w:rPr>
-              <w:t>Руководитель</w:t>
-            </w:r>
-            <w:proofErr w:type="spellEnd"/>
-            <w:r>
-              <w:rPr>
-                <w:color w:val="000000"/>
-                <w:sz w:val="28"/>
-                <w:szCs w:val="28"/>
-              </w:rPr>
-              <w:t xml:space="preserve"> </w:t>
+              <w:t xml:space="preserve">Руководитель </w:t>
             </w:r>
             <w:r>
               <w:rPr>
@@ -755,21 +708,12 @@
               </w:rPr>
               <w:t xml:space="preserve">                                                                                  </w:t>
             </w:r>
-            <w:proofErr w:type="spellStart"/>
             <w:r>
               <w:rPr>
                 <w:sz w:val="28"/>
                 <w:szCs w:val="28"/>
               </w:rPr>
-              <w:t>Гончаров</w:t>
-            </w:r>
-            <w:proofErr w:type="spellEnd"/>
-            <w:r>
-              <w:rPr>
-                <w:sz w:val="28"/>
-                <w:szCs w:val="28"/>
-              </w:rPr>
-              <w:t xml:space="preserve"> А</w:t>
+              <w:t>Гончаров А</w:t>
             </w:r>
             <w:r>
               <w:rPr>
@@ -2636,23 +2580,7 @@
         <w:spacing w:line="240" w:lineRule="auto"/>
       </w:pPr>
       <w:r>
-        <w:t xml:space="preserve">Д1ОО1: при переполнении буфера — отказ. Заявка отклоняется событием </w:t>
-      </w:r>
-      <w:proofErr w:type="spellStart"/>
-      <w:r>
-        <w:t>reject</w:t>
-      </w:r>
-      <w:proofErr w:type="spellEnd"/>
-      <w:r>
-        <w:t xml:space="preserve"> с причиной </w:t>
-      </w:r>
-      <w:proofErr w:type="spellStart"/>
-      <w:r>
-        <w:t>overflow</w:t>
-      </w:r>
-      <w:proofErr w:type="spellEnd"/>
-      <w:r>
-        <w:t>.</w:t>
+        <w:t>Д1ОО1: при переполнении буфера — отказ. Заявка отклоняется событием reject с причиной overflow.</w:t>
       </w:r>
     </w:p>
     <w:p>
@@ -3122,13 +3050,8 @@
         <w:t xml:space="preserve">Дисциплина отказа (Д1001): </w:t>
       </w:r>
       <w:r>
-        <w:t xml:space="preserve">при переполнении буфера заявка сбрасывается событием </w:t>
-      </w:r>
-      <w:proofErr w:type="spellStart"/>
-      <w:r>
-        <w:t>reject</w:t>
-      </w:r>
-      <w:proofErr w:type="spellEnd"/>
+        <w:t>при переполнении буфера заявка сбрасывается событием reject</w:t>
+      </w:r>
       <w:r>
         <w:rPr>
           <w:b/>
@@ -3345,12 +3268,10 @@
         <w:spacing w:line="240" w:lineRule="auto"/>
       </w:pPr>
       <w:bookmarkStart w:id="7" w:name="_Toc217405431"/>
-      <w:proofErr w:type="spellStart"/>
       <w:r>
         <w:lastRenderedPageBreak/>
         <w:t>Сиквенс</w:t>
       </w:r>
-      <w:proofErr w:type="spellEnd"/>
       <w:r>
         <w:t>-</w:t>
       </w:r>
@@ -3562,10 +3483,10 @@
         </w:numPr>
       </w:pPr>
       <w:r>
-        <w:t xml:space="preserve">Загрузка приборов более </w:t>
-      </w:r>
-      <w:r>
-        <w:t>7</w:t>
+        <w:t>Загрузка приборов</w:t>
+      </w:r>
+      <w:r>
+        <w:t xml:space="preserve"> 9</w:t>
       </w:r>
       <w:r>
         <w:t>0%.</w:t>
@@ -4476,15 +4397,7 @@
     </w:p>
     <w:p>
       <w:r>
-        <w:t xml:space="preserve">Получим результаты для </w:t>
-      </w:r>
-      <w:proofErr w:type="spellStart"/>
-      <w:r>
-        <w:t>lambda</w:t>
-      </w:r>
-      <w:proofErr w:type="spellEnd"/>
-      <w:r>
-        <w:t xml:space="preserve"> = 1</w:t>
+        <w:t>Получим результаты для lambda = 1</w:t>
       </w:r>
       <w:r>
         <w:t xml:space="preserve"> (кол-во заявок за единицу времени)</w:t>
@@ -4526,11 +4439,9 @@
             <w:tcW w:w="1223" w:type="dxa"/>
           </w:tcPr>
           <w:p>
-            <w:proofErr w:type="spellStart"/>
             <w:r>
               <w:t>Клиенты</w:t>
             </w:r>
-            <w:proofErr w:type="spellEnd"/>
           </w:p>
         </w:tc>
         <w:tc>
@@ -4538,11 +4449,9 @@
             <w:tcW w:w="1598" w:type="dxa"/>
           </w:tcPr>
           <w:p>
-            <w:proofErr w:type="spellStart"/>
             <w:r>
               <w:t>Специалисты</w:t>
             </w:r>
-            <w:proofErr w:type="spellEnd"/>
           </w:p>
         </w:tc>
         <w:tc>
@@ -4550,11 +4459,9 @@
             <w:tcW w:w="860" w:type="dxa"/>
           </w:tcPr>
           <w:p>
-            <w:proofErr w:type="spellStart"/>
             <w:r>
               <w:t>Буфер</w:t>
             </w:r>
-            <w:proofErr w:type="spellEnd"/>
           </w:p>
         </w:tc>
         <w:tc>
@@ -4572,11 +4479,9 @@
             <w:tcW w:w="1843" w:type="dxa"/>
           </w:tcPr>
           <w:p>
-            <w:proofErr w:type="spellStart"/>
             <w:r>
               <w:t>Загруженность</w:t>
             </w:r>
-            <w:proofErr w:type="spellEnd"/>
           </w:p>
         </w:tc>
         <w:tc>
@@ -4585,13 +4490,8 @@
           </w:tcPr>
           <w:p>
             <w:r>
-              <w:t xml:space="preserve">P </w:t>
-            </w:r>
-            <w:proofErr w:type="spellStart"/>
-            <w:r>
-              <w:t>отк</w:t>
-            </w:r>
-            <w:proofErr w:type="spellEnd"/>
+              <w:t>P отк</w:t>
+            </w:r>
           </w:p>
         </w:tc>
         <w:tc>
@@ -4599,19 +4499,9 @@
             <w:tcW w:w="1134" w:type="dxa"/>
           </w:tcPr>
           <w:p>
-            <w:proofErr w:type="spellStart"/>
-            <w:r>
-              <w:t>Время</w:t>
-            </w:r>
-            <w:proofErr w:type="spellEnd"/>
-            <w:r>
-              <w:t xml:space="preserve"> в </w:t>
-            </w:r>
-            <w:proofErr w:type="spellStart"/>
-            <w:r>
-              <w:t>системе</w:t>
-            </w:r>
-            <w:proofErr w:type="spellEnd"/>
+            <w:r>
+              <w:t>Время в системе</w:t>
+            </w:r>
           </w:p>
         </w:tc>
         <w:tc>
@@ -4640,6 +4530,9 @@
           </w:tcPr>
           <w:p>
             <w:r>
+              <w:rPr>
+                <w:lang w:val="ru-RU"/>
+              </w:rPr>
               <w:t>10</w:t>
             </w:r>
           </w:p>
@@ -4649,8 +4542,158 @@
             <w:tcW w:w="1598" w:type="dxa"/>
           </w:tcPr>
           <w:p>
+            <w:r>
+              <w:rPr>
+                <w:lang w:val="ru-RU"/>
+              </w:rPr>
+              <w:t>7</w:t>
+            </w:r>
+          </w:p>
+        </w:tc>
+        <w:tc>
+          <w:tcPr>
+            <w:tcW w:w="860" w:type="dxa"/>
+          </w:tcPr>
+          <w:p>
+            <w:r>
+              <w:rPr>
+                <w:lang w:val="ru-RU"/>
+              </w:rPr>
+              <w:t>1</w:t>
+            </w:r>
+            <w:r>
+              <w:t>0</w:t>
+            </w:r>
+          </w:p>
+        </w:tc>
+        <w:tc>
+          <w:tcPr>
+            <w:tcW w:w="1134" w:type="dxa"/>
+          </w:tcPr>
+          <w:p>
+            <w:r>
+              <w:rPr>
+                <w:lang w:val="ru-RU"/>
+              </w:rPr>
+              <w:t>1</w:t>
+            </w:r>
+          </w:p>
+        </w:tc>
+        <w:tc>
+          <w:tcPr>
+            <w:tcW w:w="1843" w:type="dxa"/>
+          </w:tcPr>
+          <w:p>
+            <w:r>
+              <w:rPr>
+                <w:lang w:val="ru-RU"/>
+              </w:rPr>
+              <w:t>0</w:t>
+            </w:r>
+            <w:r>
+              <w:t>,</w:t>
+            </w:r>
+            <w:r>
+              <w:t>88</w:t>
+            </w:r>
+          </w:p>
+        </w:tc>
+        <w:tc>
+          <w:tcPr>
+            <w:tcW w:w="708" w:type="dxa"/>
+          </w:tcPr>
+          <w:p>
+            <w:r>
+              <w:t>0,</w:t>
+            </w:r>
+            <w:r>
+              <w:t>12</w:t>
+            </w:r>
+          </w:p>
+        </w:tc>
+        <w:tc>
+          <w:tcPr>
+            <w:tcW w:w="1134" w:type="dxa"/>
+          </w:tcPr>
+          <w:p>
+            <w:r>
+              <w:t>13,89</w:t>
+            </w:r>
+          </w:p>
+        </w:tc>
+        <w:tc>
+          <w:tcPr>
+            <w:tcW w:w="1418" w:type="dxa"/>
+          </w:tcPr>
+          <w:p>
             <w:pPr>
               <w:rPr>
+                <w:color w:val="000000"/>
+              </w:rPr>
+            </w:pPr>
+            <w:r>
+              <w:rPr>
+                <w:color w:val="000000"/>
+              </w:rPr>
+              <w:t>465</w:t>
+            </w:r>
+            <w:r>
+              <w:rPr>
+                <w:color w:val="000000"/>
+              </w:rPr>
+              <w:t xml:space="preserve"> 000</w:t>
+            </w:r>
+          </w:p>
+        </w:tc>
+      </w:tr>
+      <w:tr>
+        <w:tc>
+          <w:tcPr>
+            <w:tcW w:w="1223" w:type="dxa"/>
+          </w:tcPr>
+          <w:p>
+            <w:r>
+              <w:t>10</w:t>
+            </w:r>
+          </w:p>
+        </w:tc>
+        <w:tc>
+          <w:tcPr>
+            <w:tcW w:w="1598" w:type="dxa"/>
+          </w:tcPr>
+          <w:p>
+            <w:r>
+              <w:t>7</w:t>
+            </w:r>
+          </w:p>
+        </w:tc>
+        <w:tc>
+          <w:tcPr>
+            <w:tcW w:w="860" w:type="dxa"/>
+          </w:tcPr>
+          <w:p>
+            <w:r>
+              <w:t>14</w:t>
+            </w:r>
+          </w:p>
+        </w:tc>
+        <w:tc>
+          <w:tcPr>
+            <w:tcW w:w="1134" w:type="dxa"/>
+          </w:tcPr>
+          <w:p>
+            <w:r>
+              <w:t>1</w:t>
+            </w:r>
+          </w:p>
+        </w:tc>
+        <w:tc>
+          <w:tcPr>
+            <w:tcW w:w="1843" w:type="dxa"/>
+          </w:tcPr>
+          <w:p>
+            <w:pPr>
+              <w:rPr>
                 <w:lang w:val="ru-RU"/>
               </w:rPr>
             </w:pPr>
@@ -4658,13 +4701,19 @@
               <w:rPr>
                 <w:lang w:val="ru-RU"/>
               </w:rPr>
-              <w:t>8</w:t>
-            </w:r>
-          </w:p>
-        </w:tc>
-        <w:tc>
-          <w:tcPr>
-            <w:tcW w:w="860" w:type="dxa"/>
+              <w:t>0</w:t>
+            </w:r>
+            <w:r>
+              <w:t>,</w:t>
+            </w:r>
+            <w:r>
+              <w:t>88</w:t>
+            </w:r>
+          </w:p>
+        </w:tc>
+        <w:tc>
+          <w:tcPr>
+            <w:tcW w:w="708" w:type="dxa"/>
           </w:tcPr>
           <w:p>
             <w:pPr>
@@ -4673,10 +4722,10 @@
               </w:rPr>
             </w:pPr>
             <w:r>
-              <w:rPr>
-                <w:lang w:val="ru-RU"/>
-              </w:rPr>
-              <w:t>3</w:t>
+              <w:t>0,0</w:t>
+            </w:r>
+            <w:r>
+              <w:t>5</w:t>
             </w:r>
           </w:p>
         </w:tc>
@@ -4686,65 +4735,7 @@
           </w:tcPr>
           <w:p>
             <w:r>
-              <w:t>1</w:t>
-            </w:r>
-          </w:p>
-        </w:tc>
-        <w:tc>
-          <w:tcPr>
-            <w:tcW w:w="1843" w:type="dxa"/>
-          </w:tcPr>
-          <w:p>
-            <w:pPr>
-              <w:rPr>
-                <w:lang w:val="ru-RU"/>
-              </w:rPr>
-            </w:pPr>
-            <w:r>
-              <w:t>0,</w:t>
-            </w:r>
-            <w:r>
-              <w:rPr>
-                <w:lang w:val="ru-RU"/>
-              </w:rPr>
-              <w:t>77</w:t>
-            </w:r>
-          </w:p>
-        </w:tc>
-        <w:tc>
-          <w:tcPr>
-            <w:tcW w:w="708" w:type="dxa"/>
-          </w:tcPr>
-          <w:p>
-            <w:pPr>
-              <w:rPr>
-                <w:lang w:val="ru-RU"/>
-              </w:rPr>
-            </w:pPr>
-            <w:r>
-              <w:t>0,</w:t>
-            </w:r>
-            <w:r>
-              <w:rPr>
-                <w:lang w:val="ru-RU"/>
-              </w:rPr>
-              <w:t>06</w:t>
-            </w:r>
-          </w:p>
-        </w:tc>
-        <w:tc>
-          <w:tcPr>
-            <w:tcW w:w="1134" w:type="dxa"/>
-          </w:tcPr>
-          <w:p>
-            <w:r>
-              <w:rPr>
-                <w:lang w:val="ru-RU"/>
-              </w:rPr>
-              <w:t>8</w:t>
-            </w:r>
-            <w:r>
-              <w:t>,36</w:t>
+              <w:t>15,07</w:t>
             </w:r>
           </w:p>
         </w:tc>
@@ -4763,13 +4754,134 @@
               <w:rPr>
                 <w:color w:val="000000"/>
               </w:rPr>
-              <w:t>405</w:t>
-            </w:r>
-            <w:r>
+              <w:t>525 000</w:t>
+            </w:r>
+          </w:p>
+        </w:tc>
+      </w:tr>
+      <w:tr>
+        <w:tc>
+          <w:tcPr>
+            <w:tcW w:w="1223" w:type="dxa"/>
+          </w:tcPr>
+          <w:p>
+            <w:pPr>
+              <w:rPr>
+                <w:lang w:val="ru-RU"/>
+              </w:rPr>
+            </w:pPr>
+            <w:r>
+              <w:t>10</w:t>
+            </w:r>
+          </w:p>
+        </w:tc>
+        <w:tc>
+          <w:tcPr>
+            <w:tcW w:w="1598" w:type="dxa"/>
+          </w:tcPr>
+          <w:p>
+            <w:pPr>
+              <w:rPr>
+                <w:lang w:val="ru-RU"/>
+              </w:rPr>
+            </w:pPr>
+            <w:r>
+              <w:rPr>
+                <w:lang w:val="ru-RU"/>
+              </w:rPr>
+              <w:t>8</w:t>
+            </w:r>
+          </w:p>
+        </w:tc>
+        <w:tc>
+          <w:tcPr>
+            <w:tcW w:w="860" w:type="dxa"/>
+          </w:tcPr>
+          <w:p>
+            <w:r>
+              <w:t>8</w:t>
+            </w:r>
+          </w:p>
+        </w:tc>
+        <w:tc>
+          <w:tcPr>
+            <w:tcW w:w="1134" w:type="dxa"/>
+          </w:tcPr>
+          <w:p>
+            <w:pPr>
+              <w:rPr>
+                <w:lang w:val="ru-RU"/>
+              </w:rPr>
+            </w:pPr>
+            <w:r>
+              <w:t>1</w:t>
+            </w:r>
+          </w:p>
+        </w:tc>
+        <w:tc>
+          <w:tcPr>
+            <w:tcW w:w="1843" w:type="dxa"/>
+          </w:tcPr>
+          <w:p>
+            <w:r>
+              <w:t>0,</w:t>
+            </w:r>
+            <w:r>
+              <w:t>83</w:t>
+            </w:r>
+          </w:p>
+        </w:tc>
+        <w:tc>
+          <w:tcPr>
+            <w:tcW w:w="708" w:type="dxa"/>
+          </w:tcPr>
+          <w:p>
+            <w:r>
+              <w:t>0,</w:t>
+            </w:r>
+            <w:r>
+              <w:rPr>
+                <w:lang w:val="ru-RU"/>
+              </w:rPr>
+              <w:t>0</w:t>
+            </w:r>
+            <w:r>
+              <w:t>3</w:t>
+            </w:r>
+          </w:p>
+        </w:tc>
+        <w:tc>
+          <w:tcPr>
+            <w:tcW w:w="1134" w:type="dxa"/>
+          </w:tcPr>
+          <w:p>
+            <w:r>
+              <w:t>9,78</w:t>
+            </w:r>
+          </w:p>
+        </w:tc>
+        <w:tc>
+          <w:tcPr>
+            <w:tcW w:w="1418" w:type="dxa"/>
+          </w:tcPr>
+          <w:p>
+            <w:pPr>
               <w:rPr>
                 <w:color w:val="000000"/>
                 <w:lang w:val="ru-RU"/>
               </w:rPr>
+            </w:pPr>
+            <w:r>
+              <w:rPr>
+                <w:color w:val="000000"/>
+              </w:rPr>
+              <w:t>480</w:t>
+            </w:r>
+            <w:r>
+              <w:rPr>
+                <w:color w:val="000000"/>
+                <w:lang w:val="ru-RU"/>
+              </w:rPr>
               <w:t> 000</w:t>
             </w:r>
           </w:p>
@@ -4817,6 +4929,16 @@
             <w:tcW w:w="860" w:type="dxa"/>
           </w:tcPr>
           <w:p>
+            <w:r>
+              <w:t>14</w:t>
+            </w:r>
+          </w:p>
+        </w:tc>
+        <w:tc>
+          <w:tcPr>
+            <w:tcW w:w="1134" w:type="dxa"/>
+          </w:tcPr>
+          <w:p>
             <w:pPr>
               <w:rPr>
                 <w:lang w:val="ru-RU"/>
@@ -4826,7 +4948,39 @@
               <w:rPr>
                 <w:lang w:val="ru-RU"/>
               </w:rPr>
-              <w:t>5</w:t>
+              <w:t>1</w:t>
+            </w:r>
+          </w:p>
+        </w:tc>
+        <w:tc>
+          <w:tcPr>
+            <w:tcW w:w="1843" w:type="dxa"/>
+          </w:tcPr>
+          <w:p>
+            <w:r>
+              <w:rPr>
+                <w:lang w:val="ru-RU"/>
+              </w:rPr>
+              <w:t>0,</w:t>
+            </w:r>
+            <w:r>
+              <w:t>87</w:t>
+            </w:r>
+          </w:p>
+        </w:tc>
+        <w:tc>
+          <w:tcPr>
+            <w:tcW w:w="708" w:type="dxa"/>
+          </w:tcPr>
+          <w:p>
+            <w:r>
+              <w:rPr>
+                <w:lang w:val="ru-RU"/>
+              </w:rPr>
+              <w:t>0,0</w:t>
+            </w:r>
+            <w:r>
+              <w:t>2</w:t>
             </w:r>
           </w:p>
         </w:tc>
@@ -4835,93 +4989,32 @@
             <w:tcW w:w="1134" w:type="dxa"/>
           </w:tcPr>
           <w:p>
+            <w:r>
+              <w:t>14,20</w:t>
+            </w:r>
+          </w:p>
+        </w:tc>
+        <w:tc>
+          <w:tcPr>
+            <w:tcW w:w="1418" w:type="dxa"/>
+          </w:tcPr>
+          <w:p>
             <w:pPr>
               <w:rPr>
-                <w:lang w:val="ru-RU"/>
+                <w:color w:val="000000"/>
               </w:rPr>
             </w:pPr>
             <w:r>
               <w:rPr>
-                <w:lang w:val="ru-RU"/>
-              </w:rPr>
-              <w:t>1</w:t>
-            </w:r>
-          </w:p>
-        </w:tc>
-        <w:tc>
-          <w:tcPr>
-            <w:tcW w:w="1843" w:type="dxa"/>
-          </w:tcPr>
-          <w:p>
-            <w:pPr>
-              <w:rPr>
-                <w:lang w:val="ru-RU"/>
-              </w:rPr>
-            </w:pPr>
-            <w:r>
-              <w:rPr>
-                <w:lang w:val="ru-RU"/>
-              </w:rPr>
-              <w:t>0,</w:t>
-            </w:r>
-            <w:r>
-              <w:rPr>
-                <w:lang w:val="ru-RU"/>
-              </w:rPr>
-              <w:t>78</w:t>
-            </w:r>
-          </w:p>
-        </w:tc>
-        <w:tc>
-          <w:tcPr>
-            <w:tcW w:w="708" w:type="dxa"/>
-          </w:tcPr>
-          <w:p>
-            <w:pPr>
-              <w:rPr>
-                <w:lang w:val="ru-RU"/>
-              </w:rPr>
-            </w:pPr>
-            <w:r>
-              <w:rPr>
-                <w:lang w:val="ru-RU"/>
-              </w:rPr>
-              <w:t>0,</w:t>
-            </w:r>
-            <w:r>
-              <w:rPr>
-                <w:lang w:val="ru-RU"/>
-              </w:rPr>
-              <w:t>09</w:t>
-            </w:r>
-          </w:p>
-        </w:tc>
-        <w:tc>
-          <w:tcPr>
-            <w:tcW w:w="1134" w:type="dxa"/>
-          </w:tcPr>
-          <w:p>
-            <w:r>
-              <w:t>9,15</w:t>
-            </w:r>
-          </w:p>
-        </w:tc>
-        <w:tc>
-          <w:tcPr>
-            <w:tcW w:w="1418" w:type="dxa"/>
-          </w:tcPr>
-          <w:p>
-            <w:pPr>
-              <w:rPr>
                 <w:color w:val="000000"/>
-                <w:lang w:val="ru-RU"/>
-              </w:rPr>
-            </w:pPr>
+              </w:rPr>
+              <w:t>570</w:t>
+            </w:r>
             <w:r>
               <w:rPr>
                 <w:color w:val="000000"/>
               </w:rPr>
-              <w:t xml:space="preserve">435 </w:t>
+              <w:t xml:space="preserve"> </w:t>
             </w:r>
             <w:r>
               <w:rPr>
@@ -4970,11 +5063,9 @@
             <w:tcW w:w="1222" w:type="dxa"/>
           </w:tcPr>
           <w:p>
-            <w:proofErr w:type="spellStart"/>
             <w:r>
               <w:t>Клиенты</w:t>
             </w:r>
-            <w:proofErr w:type="spellEnd"/>
           </w:p>
         </w:tc>
         <w:tc>
@@ -4982,11 +5073,9 @@
             <w:tcW w:w="1598" w:type="dxa"/>
           </w:tcPr>
           <w:p>
-            <w:proofErr w:type="spellStart"/>
             <w:r>
               <w:t>Специалисты</w:t>
             </w:r>
-            <w:proofErr w:type="spellEnd"/>
           </w:p>
         </w:tc>
         <w:tc>
@@ -4994,11 +5083,9 @@
             <w:tcW w:w="861" w:type="dxa"/>
           </w:tcPr>
           <w:p>
-            <w:proofErr w:type="spellStart"/>
             <w:r>
               <w:t>Буфер</w:t>
             </w:r>
-            <w:proofErr w:type="spellEnd"/>
           </w:p>
         </w:tc>
         <w:tc>
@@ -5016,11 +5103,9 @@
             <w:tcW w:w="1843" w:type="dxa"/>
           </w:tcPr>
           <w:p>
-            <w:proofErr w:type="spellStart"/>
             <w:r>
               <w:t>Загруженность</w:t>
             </w:r>
-            <w:proofErr w:type="spellEnd"/>
           </w:p>
         </w:tc>
         <w:tc>
@@ -5029,13 +5114,8 @@
           </w:tcPr>
           <w:p>
             <w:r>
-              <w:t xml:space="preserve">P </w:t>
-            </w:r>
-            <w:proofErr w:type="spellStart"/>
-            <w:r>
-              <w:t>отк</w:t>
-            </w:r>
-            <w:proofErr w:type="spellEnd"/>
+              <w:t>P отк</w:t>
+            </w:r>
           </w:p>
         </w:tc>
         <w:tc>
@@ -5043,19 +5123,9 @@
             <w:tcW w:w="1134" w:type="dxa"/>
           </w:tcPr>
           <w:p>
-            <w:proofErr w:type="spellStart"/>
-            <w:r>
-              <w:t>Время</w:t>
-            </w:r>
-            <w:proofErr w:type="spellEnd"/>
-            <w:r>
-              <w:t xml:space="preserve"> в </w:t>
-            </w:r>
-            <w:proofErr w:type="spellStart"/>
-            <w:r>
-              <w:t>системе</w:t>
-            </w:r>
-            <w:proofErr w:type="spellEnd"/>
+            <w:r>
+              <w:t>Время в системе</w:t>
+            </w:r>
           </w:p>
         </w:tc>
         <w:tc>
@@ -5101,16 +5171,8 @@
             <w:tcW w:w="861" w:type="dxa"/>
           </w:tcPr>
           <w:p>
-            <w:pPr>
-              <w:rPr>
-                <w:lang w:val="ru-RU"/>
-              </w:rPr>
-            </w:pPr>
-            <w:r>
-              <w:rPr>
-                <w:lang w:val="ru-RU"/>
-              </w:rPr>
-              <w:t>3</w:t>
+            <w:r>
+              <w:t>8</w:t>
             </w:r>
           </w:p>
         </w:tc>
@@ -5130,7 +5192,10 @@
           </w:tcPr>
           <w:p>
             <w:r>
-              <w:t>0,74</w:t>
+              <w:t>0,7</w:t>
+            </w:r>
+            <w:r>
+              <w:t>6</w:t>
             </w:r>
           </w:p>
         </w:tc>
@@ -5143,7 +5208,7 @@
               <w:t>0,</w:t>
             </w:r>
             <w:r>
-              <w:t>11</w:t>
+              <w:t>05</w:t>
             </w:r>
           </w:p>
         </w:tc>
@@ -5153,7 +5218,7 @@
           </w:tcPr>
           <w:p>
             <w:r>
-              <w:t>4.14</w:t>
+              <w:t>6,42</w:t>
             </w:r>
           </w:p>
         </w:tc>
@@ -5166,7 +5231,7 @@
               <w:rPr>
                 <w:color w:val="000000"/>
               </w:rPr>
-              <w:t>285</w:t>
+              <w:t>360</w:t>
             </w:r>
             <w:r>
               <w:rPr>
@@ -5211,7 +5276,7 @@
           </w:tcPr>
           <w:p>
             <w:r>
-              <w:t>5</w:t>
+              <w:t>10</w:t>
             </w:r>
           </w:p>
         </w:tc>
@@ -5231,7 +5296,10 @@
           </w:tcPr>
           <w:p>
             <w:r>
-              <w:t>0,82</w:t>
+              <w:t>0,</w:t>
+            </w:r>
+            <w:r>
+              <w:t>78</w:t>
             </w:r>
           </w:p>
         </w:tc>
@@ -5244,7 +5312,10 @@
               <w:t>0,</w:t>
             </w:r>
             <w:r>
-              <w:t>08</w:t>
+              <w:t>0</w:t>
+            </w:r>
+            <w:r>
+              <w:t>6</w:t>
             </w:r>
           </w:p>
         </w:tc>
@@ -5254,7 +5325,7 @@
           </w:tcPr>
           <w:p>
             <w:r>
-              <w:t>5.37</w:t>
+              <w:t>7,34</w:t>
             </w:r>
           </w:p>
         </w:tc>
@@ -5267,7 +5338,7 @@
               <w:rPr>
                 <w:color w:val="000000"/>
               </w:rPr>
-              <w:t>315</w:t>
+              <w:t>390</w:t>
             </w:r>
             <w:r>
               <w:rPr>
@@ -5285,6 +5356,96 @@
           </w:p>
         </w:tc>
       </w:tr>
+      <w:tr>
+        <w:tc>
+          <w:tcPr>
+            <w:tcW w:w="1222" w:type="dxa"/>
+          </w:tcPr>
+          <w:p>
+            <w:r>
+              <w:t>10</w:t>
+            </w:r>
+          </w:p>
+        </w:tc>
+        <w:tc>
+          <w:tcPr>
+            <w:tcW w:w="1598" w:type="dxa"/>
+          </w:tcPr>
+          <w:p>
+            <w:r>
+              <w:t>3</w:t>
+            </w:r>
+          </w:p>
+        </w:tc>
+        <w:tc>
+          <w:tcPr>
+            <w:tcW w:w="861" w:type="dxa"/>
+          </w:tcPr>
+          <w:p>
+            <w:r>
+              <w:t>14</w:t>
+            </w:r>
+          </w:p>
+        </w:tc>
+        <w:tc>
+          <w:tcPr>
+            <w:tcW w:w="1134" w:type="dxa"/>
+          </w:tcPr>
+          <w:p>
+            <w:r>
+              <w:t>1</w:t>
+            </w:r>
+          </w:p>
+        </w:tc>
+        <w:tc>
+          <w:tcPr>
+            <w:tcW w:w="1843" w:type="dxa"/>
+          </w:tcPr>
+          <w:p>
+            <w:r>
+              <w:t>0,75</w:t>
+            </w:r>
+          </w:p>
+        </w:tc>
+        <w:tc>
+          <w:tcPr>
+            <w:tcW w:w="708" w:type="dxa"/>
+          </w:tcPr>
+          <w:p>
+            <w:r>
+              <w:t>0,07</w:t>
+            </w:r>
+          </w:p>
+        </w:tc>
+        <w:tc>
+          <w:tcPr>
+            <w:tcW w:w="1134" w:type="dxa"/>
+          </w:tcPr>
+          <w:p>
+            <w:r>
+              <w:t>8,72</w:t>
+            </w:r>
+          </w:p>
+        </w:tc>
+        <w:tc>
+          <w:tcPr>
+            <w:tcW w:w="1418" w:type="dxa"/>
+          </w:tcPr>
+          <w:p>
+            <w:pPr>
+              <w:rPr>
+                <w:color w:val="000000"/>
+              </w:rPr>
+            </w:pPr>
+            <w:r>
+              <w:rPr>
+                <w:color w:val="000000"/>
+              </w:rPr>
+              <w:t>450 000</w:t>
+            </w:r>
+          </w:p>
+        </w:tc>
+      </w:tr>
     </w:tbl>
     <w:p>
       <w:pPr>
@@ -5296,15 +5457,7 @@
         <w:br/>
       </w:r>
       <w:r>
-        <w:t xml:space="preserve">Получим результаты для </w:t>
-      </w:r>
-      <w:proofErr w:type="spellStart"/>
-      <w:r>
-        <w:t>lambda</w:t>
-      </w:r>
-      <w:proofErr w:type="spellEnd"/>
-      <w:r>
-        <w:t xml:space="preserve"> = </w:t>
+        <w:t xml:space="preserve">Получим результаты для lambda = </w:t>
       </w:r>
       <w:r>
         <w:t>2</w:t>
@@ -5346,11 +5499,9 @@
             <w:tcW w:w="1223" w:type="dxa"/>
           </w:tcPr>
           <w:p>
-            <w:proofErr w:type="spellStart"/>
             <w:r>
               <w:t>Клиенты</w:t>
             </w:r>
-            <w:proofErr w:type="spellEnd"/>
           </w:p>
         </w:tc>
         <w:tc>
@@ -5358,11 +5509,9 @@
             <w:tcW w:w="1598" w:type="dxa"/>
           </w:tcPr>
           <w:p>
-            <w:proofErr w:type="spellStart"/>
             <w:r>
               <w:t>Специалисты</w:t>
             </w:r>
-            <w:proofErr w:type="spellEnd"/>
           </w:p>
         </w:tc>
         <w:tc>
@@ -5370,11 +5519,9 @@
             <w:tcW w:w="860" w:type="dxa"/>
           </w:tcPr>
           <w:p>
-            <w:proofErr w:type="spellStart"/>
             <w:r>
               <w:t>Буфер</w:t>
             </w:r>
-            <w:proofErr w:type="spellEnd"/>
           </w:p>
         </w:tc>
         <w:tc>
@@ -5392,11 +5539,9 @@
             <w:tcW w:w="1843" w:type="dxa"/>
           </w:tcPr>
           <w:p>
-            <w:proofErr w:type="spellStart"/>
             <w:r>
               <w:t>Загруженность</w:t>
             </w:r>
-            <w:proofErr w:type="spellEnd"/>
           </w:p>
         </w:tc>
         <w:tc>
@@ -5405,13 +5550,8 @@
           </w:tcPr>
           <w:p>
             <w:r>
-              <w:t xml:space="preserve">P </w:t>
-            </w:r>
-            <w:proofErr w:type="spellStart"/>
-            <w:r>
-              <w:t>отк</w:t>
-            </w:r>
-            <w:proofErr w:type="spellEnd"/>
+              <w:t>P отк</w:t>
+            </w:r>
           </w:p>
         </w:tc>
         <w:tc>
@@ -5419,19 +5559,9 @@
             <w:tcW w:w="1138" w:type="dxa"/>
           </w:tcPr>
           <w:p>
-            <w:proofErr w:type="spellStart"/>
-            <w:r>
-              <w:t>Время</w:t>
-            </w:r>
-            <w:proofErr w:type="spellEnd"/>
-            <w:r>
-              <w:t xml:space="preserve"> в </w:t>
-            </w:r>
-            <w:proofErr w:type="spellStart"/>
-            <w:r>
-              <w:t>системе</w:t>
-            </w:r>
-            <w:proofErr w:type="spellEnd"/>
+            <w:r>
+              <w:t>Время в системе</w:t>
+            </w:r>
           </w:p>
         </w:tc>
         <w:tc>
@@ -5475,7 +5605,10 @@
               </w:rPr>
             </w:pPr>
             <w:r>
-              <w:t>16</w:t>
+              <w:t>1</w:t>
+            </w:r>
+            <w:r>
+              <w:t>5</w:t>
             </w:r>
           </w:p>
         </w:tc>
@@ -5485,7 +5618,7 @@
           </w:tcPr>
           <w:p>
             <w:r>
-              <w:t>5</w:t>
+              <w:t>10</w:t>
             </w:r>
           </w:p>
         </w:tc>
@@ -5511,7 +5644,10 @@
               <w:t>0</w:t>
             </w:r>
             <w:r>
-              <w:t>,74</w:t>
+              <w:t>,7</w:t>
+            </w:r>
+            <w:r>
+              <w:t>6</w:t>
             </w:r>
           </w:p>
         </w:tc>
@@ -5524,7 +5660,10 @@
               <w:t>0,</w:t>
             </w:r>
             <w:r>
-              <w:t>05</w:t>
+              <w:t>0</w:t>
+            </w:r>
+            <w:r>
+              <w:t>3</w:t>
             </w:r>
           </w:p>
         </w:tc>
@@ -5534,7 +5673,7 @@
           </w:tcPr>
           <w:p>
             <w:r>
-              <w:t>8,14</w:t>
+              <w:t>9,24</w:t>
             </w:r>
           </w:p>
         </w:tc>
@@ -5553,7 +5692,7 @@
               <w:rPr>
                 <w:color w:val="000000"/>
               </w:rPr>
-              <w:t>795</w:t>
+              <w:t>825</w:t>
             </w:r>
             <w:r>
               <w:rPr>
@@ -5590,7 +5729,10 @@
           </w:tcPr>
           <w:p>
             <w:r>
-              <w:t>16</w:t>
+              <w:t>1</w:t>
+            </w:r>
+            <w:r>
+              <w:t>5</w:t>
             </w:r>
           </w:p>
         </w:tc>
@@ -5600,47 +5742,50 @@
           </w:tcPr>
           <w:p>
             <w:r>
+              <w:t>14</w:t>
+            </w:r>
+          </w:p>
+        </w:tc>
+        <w:tc>
+          <w:tcPr>
+            <w:tcW w:w="1134" w:type="dxa"/>
+          </w:tcPr>
+          <w:p>
+            <w:pPr>
+              <w:rPr>
+                <w:lang w:val="ru-RU"/>
+              </w:rPr>
+            </w:pPr>
+            <w:r>
+              <w:rPr>
+                <w:lang w:val="ru-RU"/>
+              </w:rPr>
+              <w:t>2</w:t>
+            </w:r>
+          </w:p>
+        </w:tc>
+        <w:tc>
+          <w:tcPr>
+            <w:tcW w:w="1843" w:type="dxa"/>
+          </w:tcPr>
+          <w:p>
+            <w:r>
+              <w:t>0,7</w:t>
+            </w:r>
+            <w:r>
               <w:t>8</w:t>
             </w:r>
           </w:p>
         </w:tc>
         <w:tc>
           <w:tcPr>
-            <w:tcW w:w="1134" w:type="dxa"/>
-          </w:tcPr>
-          <w:p>
-            <w:pPr>
+            <w:tcW w:w="708" w:type="dxa"/>
+          </w:tcPr>
+          <w:p>
+            <w:r>
               <w:rPr>
                 <w:lang w:val="ru-RU"/>
               </w:rPr>
-            </w:pPr>
-            <w:r>
-              <w:rPr>
-                <w:lang w:val="ru-RU"/>
-              </w:rPr>
-              <w:t>2</w:t>
-            </w:r>
-          </w:p>
-        </w:tc>
-        <w:tc>
-          <w:tcPr>
-            <w:tcW w:w="1843" w:type="dxa"/>
-          </w:tcPr>
-          <w:p>
-            <w:r>
-              <w:t>0,75</w:t>
-            </w:r>
-          </w:p>
-        </w:tc>
-        <w:tc>
-          <w:tcPr>
-            <w:tcW w:w="708" w:type="dxa"/>
-          </w:tcPr>
-          <w:p>
-            <w:r>
-              <w:rPr>
-                <w:lang w:val="ru-RU"/>
-              </w:rPr>
               <w:t>0,</w:t>
             </w:r>
             <w:r>
@@ -5654,7 +5799,7 @@
           </w:tcPr>
           <w:p>
             <w:r>
-              <w:t>8,37</w:t>
+              <w:t>10,02</w:t>
             </w:r>
           </w:p>
         </w:tc>
@@ -5673,7 +5818,13 @@
               <w:rPr>
                 <w:color w:val="000000"/>
               </w:rPr>
-              <w:t xml:space="preserve">840 </w:t>
+              <w:t>885</w:t>
+            </w:r>
+            <w:r>
+              <w:rPr>
+                <w:color w:val="000000"/>
+              </w:rPr>
+              <w:t xml:space="preserve"> </w:t>
             </w:r>
             <w:r>
               <w:rPr>
@@ -5702,7 +5853,10 @@
           </w:tcPr>
           <w:p>
             <w:r>
-              <w:t>17</w:t>
+              <w:t>1</w:t>
+            </w:r>
+            <w:r>
+              <w:t>6</w:t>
             </w:r>
           </w:p>
         </w:tc>
@@ -5712,7 +5866,7 @@
           </w:tcPr>
           <w:p>
             <w:r>
-              <w:t>4</w:t>
+              <w:t>10</w:t>
             </w:r>
           </w:p>
         </w:tc>
@@ -5740,7 +5894,10 @@
           </w:tcPr>
           <w:p>
             <w:r>
-              <w:t>0,74</w:t>
+              <w:t>0,7</w:t>
+            </w:r>
+            <w:r>
+              <w:t>5</w:t>
             </w:r>
           </w:p>
         </w:tc>
@@ -5753,7 +5910,10 @@
               <w:t>0,</w:t>
             </w:r>
             <w:r>
-              <w:t>04</w:t>
+              <w:t>0</w:t>
+            </w:r>
+            <w:r>
+              <w:t>2</w:t>
             </w:r>
           </w:p>
         </w:tc>
@@ -5763,7 +5923,7 @@
           </w:tcPr>
           <w:p>
             <w:r>
-              <w:t>7,92</w:t>
+              <w:t>8,73</w:t>
             </w:r>
           </w:p>
         </w:tc>
@@ -5781,7 +5941,7 @@
               <w:rPr>
                 <w:color w:val="000000"/>
               </w:rPr>
-              <w:t>825</w:t>
+              <w:t>870</w:t>
             </w:r>
             <w:r>
               <w:rPr>
@@ -5832,11 +5992,9 @@
             <w:tcW w:w="1227" w:type="dxa"/>
           </w:tcPr>
           <w:p>
-            <w:proofErr w:type="spellStart"/>
             <w:r>
               <w:t>Клиенты</w:t>
             </w:r>
-            <w:proofErr w:type="spellEnd"/>
           </w:p>
         </w:tc>
         <w:tc>
@@ -5844,11 +6002,9 @@
             <w:tcW w:w="1598" w:type="dxa"/>
           </w:tcPr>
           <w:p>
-            <w:proofErr w:type="spellStart"/>
             <w:r>
               <w:t>Специалисты</w:t>
             </w:r>
-            <w:proofErr w:type="spellEnd"/>
           </w:p>
         </w:tc>
         <w:tc>
@@ -5856,11 +6012,9 @@
             <w:tcW w:w="861" w:type="dxa"/>
           </w:tcPr>
           <w:p>
-            <w:proofErr w:type="spellStart"/>
             <w:r>
               <w:t>Буфер</w:t>
             </w:r>
-            <w:proofErr w:type="spellEnd"/>
           </w:p>
         </w:tc>
         <w:tc>
@@ -5878,11 +6032,9 @@
             <w:tcW w:w="1843" w:type="dxa"/>
           </w:tcPr>
           <w:p>
-            <w:proofErr w:type="spellStart"/>
             <w:r>
               <w:t>Загруженность</w:t>
             </w:r>
-            <w:proofErr w:type="spellEnd"/>
           </w:p>
         </w:tc>
         <w:tc>
@@ -5891,13 +6043,8 @@
           </w:tcPr>
           <w:p>
             <w:r>
-              <w:t xml:space="preserve">P </w:t>
-            </w:r>
-            <w:proofErr w:type="spellStart"/>
-            <w:r>
-              <w:t>отк</w:t>
-            </w:r>
-            <w:proofErr w:type="spellEnd"/>
+              <w:t>P отк</w:t>
+            </w:r>
           </w:p>
         </w:tc>
         <w:tc>
@@ -5906,19 +6053,9 @@
             <w:gridSpan w:val="2"/>
           </w:tcPr>
           <w:p>
-            <w:proofErr w:type="spellStart"/>
-            <w:r>
-              <w:t>Время</w:t>
-            </w:r>
-            <w:proofErr w:type="spellEnd"/>
-            <w:r>
-              <w:t xml:space="preserve"> в </w:t>
-            </w:r>
-            <w:proofErr w:type="spellStart"/>
-            <w:r>
-              <w:t>системе</w:t>
-            </w:r>
-            <w:proofErr w:type="spellEnd"/>
+            <w:r>
+              <w:t>Время в системе</w:t>
+            </w:r>
           </w:p>
         </w:tc>
         <w:tc>
@@ -5965,7 +6102,7 @@
           </w:tcPr>
           <w:p>
             <w:r>
-              <w:t>4</w:t>
+              <w:t>8</w:t>
             </w:r>
           </w:p>
         </w:tc>
@@ -5988,7 +6125,10 @@
               <w:t>0,</w:t>
             </w:r>
             <w:r>
-              <w:t>74</w:t>
+              <w:t>7</w:t>
+            </w:r>
+            <w:r>
+              <w:t>7</w:t>
             </w:r>
           </w:p>
         </w:tc>
@@ -6002,7 +6142,10 @@
               <w:t>0,</w:t>
             </w:r>
             <w:r>
-              <w:t>09</w:t>
+              <w:t>0</w:t>
+            </w:r>
+            <w:r>
+              <w:t>6</w:t>
             </w:r>
           </w:p>
         </w:tc>
@@ -6012,7 +6155,7 @@
           </w:tcPr>
           <w:p>
             <w:r>
-              <w:t>3,76</w:t>
+              <w:t>4,66</w:t>
             </w:r>
           </w:p>
         </w:tc>
@@ -6025,7 +6168,107 @@
               <w:rPr>
                 <w:color w:val="000000"/>
               </w:rPr>
-              <w:t>540</w:t>
+              <w:t>600 000</w:t>
+            </w:r>
+          </w:p>
+        </w:tc>
+      </w:tr>
+      <w:tr>
+        <w:tc>
+          <w:tcPr>
+            <w:tcW w:w="1227" w:type="dxa"/>
+          </w:tcPr>
+          <w:p>
+            <w:r>
+              <w:t>10</w:t>
+            </w:r>
+          </w:p>
+        </w:tc>
+        <w:tc>
+          <w:tcPr>
+            <w:tcW w:w="1598" w:type="dxa"/>
+          </w:tcPr>
+          <w:p>
+            <w:r>
+              <w:t>6</w:t>
+            </w:r>
+          </w:p>
+        </w:tc>
+        <w:tc>
+          <w:tcPr>
+            <w:tcW w:w="861" w:type="dxa"/>
+          </w:tcPr>
+          <w:p>
+            <w:r>
+              <w:t>10</w:t>
+            </w:r>
+          </w:p>
+        </w:tc>
+        <w:tc>
+          <w:tcPr>
+            <w:tcW w:w="1134" w:type="dxa"/>
+          </w:tcPr>
+          <w:p>
+            <w:r>
+              <w:t>2</w:t>
+            </w:r>
+          </w:p>
+        </w:tc>
+        <w:tc>
+          <w:tcPr>
+            <w:tcW w:w="1843" w:type="dxa"/>
+          </w:tcPr>
+          <w:p>
+            <w:r>
+              <w:t>0,</w:t>
+            </w:r>
+            <w:r>
+              <w:t>77</w:t>
+            </w:r>
+          </w:p>
+        </w:tc>
+        <w:tc>
+          <w:tcPr>
+            <w:tcW w:w="749" w:type="dxa"/>
+            <w:gridSpan w:val="2"/>
+          </w:tcPr>
+          <w:p>
+            <w:r>
+              <w:t>0,</w:t>
+            </w:r>
+            <w:r>
+              <w:t>0</w:t>
+            </w:r>
+            <w:r>
+              <w:t>9</w:t>
+            </w:r>
+          </w:p>
+        </w:tc>
+        <w:tc>
+          <w:tcPr>
+            <w:tcW w:w="1097" w:type="dxa"/>
+          </w:tcPr>
+          <w:p>
+            <w:pPr>
+              <w:rPr>
+                <w:lang w:val="ru-RU"/>
+              </w:rPr>
+            </w:pPr>
+            <w:r>
+              <w:t>5,49</w:t>
+            </w:r>
+          </w:p>
+        </w:tc>
+        <w:tc>
+          <w:tcPr>
+            <w:tcW w:w="1414" w:type="dxa"/>
+          </w:tcPr>
+          <w:p>
+            <w:r>
+              <w:rPr>
+                <w:color w:val="000000"/>
+              </w:rPr>
+              <w:t>630</w:t>
             </w:r>
             <w:r>
               <w:rPr>
@@ -6054,7 +6297,7 @@
           </w:tcPr>
           <w:p>
             <w:r>
-              <w:t>7</w:t>
+              <w:t>6</w:t>
             </w:r>
           </w:p>
         </w:tc>
@@ -6064,7 +6307,7 @@
           </w:tcPr>
           <w:p>
             <w:r>
-              <w:t>3</w:t>
+              <w:t>14</w:t>
             </w:r>
           </w:p>
         </w:tc>
@@ -6084,7 +6327,7 @@
           </w:tcPr>
           <w:p>
             <w:r>
-              <w:t>0,65</w:t>
+              <w:t>0,78</w:t>
             </w:r>
           </w:p>
         </w:tc>
@@ -6095,10 +6338,7 @@
           </w:tcPr>
           <w:p>
             <w:r>
-              <w:t>0,</w:t>
-            </w:r>
-            <w:r>
-              <w:t>06</w:t>
+              <w:t>0,03</w:t>
             </w:r>
           </w:p>
         </w:tc>
@@ -6107,33 +6347,27 @@
             <w:tcW w:w="1097" w:type="dxa"/>
           </w:tcPr>
           <w:p>
+            <w:r>
+              <w:t>6,23</w:t>
+            </w:r>
+          </w:p>
+        </w:tc>
+        <w:tc>
+          <w:tcPr>
+            <w:tcW w:w="1414" w:type="dxa"/>
+          </w:tcPr>
+          <w:p>
             <w:pPr>
-              <w:rPr>
-                <w:lang w:val="ru-RU"/>
-              </w:rPr>
-            </w:pPr>
-            <w:r>
-              <w:t>3,31</w:t>
-            </w:r>
-          </w:p>
-        </w:tc>
-        <w:tc>
-          <w:tcPr>
-            <w:tcW w:w="1414" w:type="dxa"/>
-          </w:tcPr>
-          <w:p>
-            <w:r>
-              <w:rPr>
-                <w:color w:val="000000"/>
-              </w:rPr>
-              <w:t>605</w:t>
-            </w:r>
-            <w:r>
               <w:rPr>
                 <w:color w:val="000000"/>
                 <w:lang w:val="ru-RU"/>
               </w:rPr>
-              <w:t xml:space="preserve"> 000</w:t>
+            </w:pPr>
+            <w:r>
+              <w:rPr>
+                <w:color w:val="000000"/>
+              </w:rPr>
+              <w:t>690 000</w:t>
             </w:r>
           </w:p>
         </w:tc>
@@ -6177,99 +6411,7 @@
     </w:p>
     <w:p>
       <w:r>
-        <w:t>В ходе работы в соответствии с заданным вариантом была смоделирована система контакт-центра службы доставки, а также написана программа на языке Python, имитирующая работу системы массового обслуживания. Результаты, полученные с помощью программы, необходимы для выбора наиболее эффективной и низкой по стоимости конфигурации системы. Было смоделировано несколько сценариев для двух типов специалистов с разной интенсивностью входящего потока (</w:t>
-      </w:r>
-      <w:proofErr w:type="spellStart"/>
-      <w:r>
-        <w:t>lambda</w:t>
-      </w:r>
-      <w:proofErr w:type="spellEnd"/>
-      <w:r>
-        <w:t xml:space="preserve"> = 1 и </w:t>
-      </w:r>
-      <w:proofErr w:type="spellStart"/>
-      <w:r>
-        <w:t>lambda</w:t>
-      </w:r>
-      <w:proofErr w:type="spellEnd"/>
-      <w:r>
-        <w:t xml:space="preserve"> = 2).</w:t>
-      </w:r>
-      <w:r>
-        <w:t xml:space="preserve"> </w:t>
-      </w:r>
-      <w:r>
-        <w:t xml:space="preserve">При </w:t>
-      </w:r>
-      <w:proofErr w:type="spellStart"/>
-      <w:r>
-        <w:t>lambda</w:t>
-      </w:r>
-      <w:proofErr w:type="spellEnd"/>
-      <w:r>
-        <w:t xml:space="preserve"> = 1 оптимальная конфигурация с профессионалами (3 специалиста + буфер 5 = 345 000 у.е., </w:t>
-      </w:r>
-      <w:proofErr w:type="spellStart"/>
-      <w:r>
-        <w:t>p_отк</w:t>
-      </w:r>
-      <w:proofErr w:type="spellEnd"/>
-      <w:r>
-        <w:t xml:space="preserve"> = 0.08) оказалась дешевле, чем с малоопытными (8 специалистов + буфер 3 = 485 000 у.е., </w:t>
-      </w:r>
-      <w:proofErr w:type="spellStart"/>
-      <w:r>
-        <w:t>p_отк</w:t>
-      </w:r>
-      <w:proofErr w:type="spellEnd"/>
-      <w:r>
-        <w:t xml:space="preserve"> = 0.06). При </w:t>
-      </w:r>
-      <w:proofErr w:type="spellStart"/>
-      <w:r>
-        <w:t>lambda</w:t>
-      </w:r>
-      <w:proofErr w:type="spellEnd"/>
-      <w:r>
-        <w:t xml:space="preserve"> = 2 картина аналогична: профессионалы (6 специалистов + буфер 4 = 600 000 у.е., </w:t>
-      </w:r>
-      <w:proofErr w:type="spellStart"/>
-      <w:r>
-        <w:t>p_отк</w:t>
-      </w:r>
-      <w:proofErr w:type="spellEnd"/>
-      <w:r>
-        <w:t xml:space="preserve"> = 0.09) обходятся почти в 1.6 раза дешевле малоопытных (16 специалистов + буфер 5 = 955 000 у.е., </w:t>
-      </w:r>
-      <w:proofErr w:type="spellStart"/>
-      <w:r>
-        <w:t>p_отк</w:t>
-      </w:r>
-      <w:proofErr w:type="spellEnd"/>
-      <w:r>
-        <w:t xml:space="preserve"> = 0.05).</w:t>
-      </w:r>
-      <w:r>
-        <w:t xml:space="preserve"> </w:t>
-      </w:r>
-      <w:r>
-        <w:t xml:space="preserve">Во всех смоделированных случаях оказывалось выгоднее использовать меньшее количество профессиональных специалистов вместо большего числа малоопытных. Таким образом, несмотря на более высокую стоимость одного профессионала, их быстрое обслуживание (1–5 </w:t>
-      </w:r>
-      <w:proofErr w:type="spellStart"/>
-      <w:r>
-        <w:t>е.в</w:t>
-      </w:r>
-      <w:proofErr w:type="spellEnd"/>
-      <w:r>
-        <w:t xml:space="preserve">. против 5–10 </w:t>
-      </w:r>
-      <w:proofErr w:type="spellStart"/>
-      <w:r>
-        <w:t>е.в</w:t>
-      </w:r>
-      <w:proofErr w:type="spellEnd"/>
-      <w:r>
-        <w:t>.) позволяет обойтись значительно меньшим числом приборов, что снижает итоговую стоимость системы и при этом обеспечивает более низкий процент отказа и меньшее время пребывания заявки в системе.</w:t>
+        <w:t>В ходе работы в соответствии с заданным вариантом была смоделирована система контакт-центра службы доставки, а также написана программа на языке Python, имитирующая работу системы массового обслуживания. Результаты, полученные с помощью программы, необходимы для выбора наиболее эффективной и низкой по стоимости конфигурации системы. Было смоделировано несколько сценариев для двух типов специалистов с разной интенсивностью входящего потока (lambda = 1 и lambda = 2). При lambda = 1 оптимальная конфигурация с профессионалами (3 специалиста + буфер 8 = 360 000 у.е., p_отк = 0.05, Tсист = 6.42) оказалась дешевле, чем с малоопытными (7 специалистов + буфер 14 = 525 000 у.е., p_отк = 0.05, Tсист = 15.07). При lambda = 2 картина аналогична: профессионалы (6 специалистов + буфер 8 = 600 000 у.е., p_отк = 0.06, Tсист = 4.66) обходятся дешевле малоопытных (15 специалистов + буфер 10 = 825 000 у.е., p_отк = 0.03, Tсист = 9.24). Во всех смоделированных случаях оказывалось выгоднее использовать меньшее количество профессиональных специалистов вместо большего числа малоопытных. Таким образом, несмотря на более высокую стоимость одного профессионала, их быстрое обслуживание (1–5 е.в. против 5–10 е.в.) позволяет обойтись значительно меньшим числом приборов, что снижает итоговую стоимость системы на 30–40% и при этом обеспечивает сопоставимый процент отказа и вдвое меньшее время пребывания заявки в системе.</w:t>
       </w:r>
     </w:p>
     <w:sectPr>
